--- a/pr-preview/pr-69/chapters/05-interaction.docx
+++ b/pr-preview/pr-69/chapters/05-interaction.docx
@@ -3405,10 +3405,10 @@
         </m:oMathParaPr>
         <m:oMath>
           <m:r>
-            <m:t>P</m:t>
-          </m:r>
-          <m:r>
-            <m:t>r</m:t>
+            <m:rPr>
+              <m:sty m:val="p"/>
+            </m:rPr>
+            <m:t>Pr</m:t>
           </m:r>
           <m:r>
             <m:rPr>
